--- a/presentation/MoffatBayLodgeVideo_Outline .docx
+++ b/presentation/MoffatBayLodgeVideo_Outline .docx
@@ -37,7 +37,25 @@
         </w:numPr>
       </w:pPr>
       <w:r>
-        <w:t>Explain that the site allows visitors to explore the lodge, create an account, make reservations, and retrieve reservation details.</w:t>
+        <w:t xml:space="preserve">Explain that the site allows </w:t>
+      </w:r>
+      <w:r>
+        <w:t>users</w:t>
+      </w:r>
+      <w:r>
+        <w:t xml:space="preserve"> to explore the lodge, create an account, make reservations, and </w:t>
+      </w:r>
+      <w:r>
+        <w:t>find</w:t>
+      </w:r>
+      <w:r>
+        <w:t xml:space="preserve"> reservation </w:t>
+      </w:r>
+      <w:r>
+        <w:t>information</w:t>
+      </w:r>
+      <w:r>
+        <w:t>.</w:t>
       </w:r>
     </w:p>
     <w:p>
@@ -64,7 +82,7 @@
         </w:numPr>
       </w:pPr>
       <w:r>
-        <w:t>Highlight the lodge branding, navigation bar, featured images, room information, and booking call to action.</w:t>
+        <w:t>Highlight the lodge branding, navigation bar, images, room information, and booking call to action.</w:t>
       </w:r>
     </w:p>
     <w:p>
@@ -75,7 +93,10 @@
         </w:numPr>
       </w:pPr>
       <w:r>
-        <w:t>Briefly explain how the navigation bar connects the major areas of the site.</w:t>
+        <w:t>E</w:t>
+      </w:r>
+      <w:r>
+        <w:t>xplain how the navigation bar connects the major areas of the site.</w:t>
       </w:r>
     </w:p>
     <w:p>
@@ -113,7 +134,13 @@
         </w:numPr>
       </w:pPr>
       <w:r>
-        <w:t>Highlight the page’s information about relaxation, outdoor activities, and nearby attractions.</w:t>
+        <w:t>Highlight the page’s information about relaxation, outdoor activities, and</w:t>
+      </w:r>
+      <w:r>
+        <w:t xml:space="preserve"> </w:t>
+      </w:r>
+      <w:r>
+        <w:t>attractions.</w:t>
       </w:r>
     </w:p>
     <w:p>
@@ -242,7 +269,13 @@
         </w:numPr>
       </w:pPr>
       <w:r>
-        <w:t>Mention that passwords are hidden and that incorrect credentials produce a general error message.</w:t>
+        <w:t>Mention that passwords are hidden and that incorrect credentials produce a</w:t>
+      </w:r>
+      <w:r>
+        <w:t xml:space="preserve">n </w:t>
+      </w:r>
+      <w:r>
+        <w:t>error message.</w:t>
       </w:r>
     </w:p>
     <w:p>
@@ -294,7 +327,10 @@
         </w:numPr>
       </w:pPr>
       <w:r>
-        <w:t>Briefly explain the required account information and validation.</w:t>
+        <w:t>E</w:t>
+      </w:r>
+      <w:r>
+        <w:t>xplain the required account information and validation.</w:t>
       </w:r>
     </w:p>
     <w:p>
@@ -447,25 +483,7 @@
         </w:numPr>
       </w:pPr>
       <w:r>
-        <w:t xml:space="preserve">Explain that the </w:t>
-      </w:r>
-      <w:r>
-        <w:t>server</w:t>
-      </w:r>
-      <w:r>
-        <w:t xml:space="preserve"> </w:t>
-      </w:r>
-      <w:r>
-        <w:t>calculates</w:t>
-      </w:r>
-      <w:r>
-        <w:t xml:space="preserve"> the </w:t>
-      </w:r>
-      <w:r>
-        <w:t>total</w:t>
-      </w:r>
-      <w:r>
-        <w:t>.</w:t>
+        <w:t>Explain that the server calculates the total.</w:t>
       </w:r>
     </w:p>
     <w:p>
@@ -551,13 +569,7 @@
         <w:t xml:space="preserve">Also, </w:t>
       </w:r>
       <w:r>
-        <w:t>demonstrate the invalid</w:t>
-      </w:r>
-      <w:r>
-        <w:t xml:space="preserve"> </w:t>
-      </w:r>
-      <w:r>
-        <w:t>information message.</w:t>
+        <w:t>demonstrate the invalid information message.</w:t>
       </w:r>
     </w:p>
     <w:p>
@@ -573,7 +585,13 @@
         </w:numPr>
       </w:pPr>
       <w:r>
-        <w:t>Summarize the complete customer journey:</w:t>
+        <w:t xml:space="preserve">Summarize the </w:t>
+      </w:r>
+      <w:r>
+        <w:t>user</w:t>
+      </w:r>
+      <w:r>
+        <w:t xml:space="preserve"> journey:</w:t>
       </w:r>
     </w:p>
     <w:p>
@@ -650,28 +668,9 @@
         </w:numPr>
       </w:pPr>
       <w:r>
-        <w:t>Close by emphasizing that the site combines public information, customer accounts, database-backed reservations, and reservation lookup</w:t>
-      </w:r>
-      <w:r>
-        <w:t>s</w:t>
-      </w:r>
-      <w:r>
-        <w:t xml:space="preserve"> in</w:t>
-      </w:r>
-      <w:r>
-        <w:t>to</w:t>
-      </w:r>
-      <w:r>
-        <w:t xml:space="preserve"> </w:t>
-      </w:r>
-      <w:r>
-        <w:t>a singl</w:t>
-      </w:r>
-      <w:r>
-        <w:t>e system.</w:t>
-      </w:r>
-    </w:p>
-    <w:p/>
+        <w:t xml:space="preserve">End with closing remarks and ask for feedback for any future modifications. </w:t>
+      </w:r>
+    </w:p>
     <w:sectPr>
       <w:pgSz w:w="12240" w:h="15840"/>
       <w:pgMar w:top="1440" w:right="1440" w:bottom="1440" w:left="1440" w:header="720" w:footer="720" w:gutter="0"/>
@@ -2962,6 +2961,7 @@
   <w:style w:type="character" w:default="1" w:styleId="DefaultParagraphFont">
     <w:name w:val="Default Paragraph Font"/>
     <w:uiPriority w:val="1"/>
+    <w:semiHidden/>
     <w:unhideWhenUsed/>
   </w:style>
   <w:style w:type="table" w:default="1" w:styleId="TableNormal">
